--- a/relatorio_atividade_2.docx
+++ b/relatorio_atividade_2.docx
@@ -482,15 +482,10 @@
     </w:p>
     <w:p>
       <w:pPr>
-        <w:numPr>
-          <w:ilvl w:val="0"/>
-          <w:numId w:val="1"/>
-        </w:numPr>
         <w:tabs>
           <w:tab w:val="left" w:pos="309"/>
         </w:tabs>
         <w:spacing w:after="0" w:line="240" w:lineRule="auto"/>
-        <w:ind w:left="309" w:hanging="309"/>
         <w:jc w:val="both"/>
         <w:rPr>
           <w:rFonts w:ascii="Arial MT" w:eastAsia="Arial MT" w:hAnsi="Arial MT" w:cs="Arial MT"/>
@@ -586,15 +581,11 @@
     </w:p>
     <w:p>
       <w:pPr>
-        <w:numPr>
-          <w:ilvl w:val="0"/>
-          <w:numId w:val="2"/>
-        </w:numPr>
         <w:tabs>
           <w:tab w:val="left" w:pos="400"/>
         </w:tabs>
         <w:spacing w:after="0" w:line="240" w:lineRule="auto"/>
-        <w:ind w:left="400" w:hanging="400"/>
+        <w:ind w:left="400"/>
         <w:jc w:val="both"/>
         <w:rPr>
           <w:rFonts w:ascii="Arial MT" w:eastAsia="Arial MT" w:hAnsi="Arial MT" w:cs="Arial MT"/>
@@ -1485,15 +1476,11 @@
     </w:p>
     <w:p>
       <w:pPr>
-        <w:numPr>
-          <w:ilvl w:val="0"/>
-          <w:numId w:val="3"/>
-        </w:numPr>
         <w:tabs>
           <w:tab w:val="left" w:pos="400"/>
         </w:tabs>
         <w:spacing w:after="0" w:line="240" w:lineRule="auto"/>
-        <w:ind w:left="400" w:hanging="400"/>
+        <w:ind w:left="400"/>
         <w:rPr>
           <w:rFonts w:ascii="Arial MT" w:eastAsia="Arial MT" w:hAnsi="Arial MT" w:cs="Arial MT"/>
         </w:rPr>
@@ -2410,15 +2397,10 @@
     </w:p>
     <w:p>
       <w:pPr>
-        <w:numPr>
-          <w:ilvl w:val="0"/>
-          <w:numId w:val="5"/>
-        </w:numPr>
         <w:tabs>
           <w:tab w:val="left" w:pos="309"/>
         </w:tabs>
         <w:spacing w:after="0" w:line="240" w:lineRule="auto"/>
-        <w:ind w:left="309" w:hanging="309"/>
         <w:rPr>
           <w:rFonts w:ascii="Arial MT" w:eastAsia="Arial MT" w:hAnsi="Arial MT" w:cs="Arial MT"/>
           <w:sz w:val="28"/>
@@ -2513,15 +2495,11 @@
     </w:p>
     <w:p>
       <w:pPr>
-        <w:numPr>
-          <w:ilvl w:val="0"/>
-          <w:numId w:val="6"/>
-        </w:numPr>
         <w:tabs>
           <w:tab w:val="left" w:pos="400"/>
         </w:tabs>
         <w:spacing w:after="0" w:line="240" w:lineRule="auto"/>
-        <w:ind w:left="400" w:hanging="400"/>
+        <w:ind w:left="400"/>
         <w:rPr>
           <w:rFonts w:ascii="Arial MT" w:eastAsia="Arial MT" w:hAnsi="Arial MT" w:cs="Arial MT"/>
         </w:rPr>
@@ -2806,15 +2784,11 @@
     </w:p>
     <w:p>
       <w:pPr>
-        <w:numPr>
-          <w:ilvl w:val="0"/>
-          <w:numId w:val="7"/>
-        </w:numPr>
         <w:tabs>
           <w:tab w:val="left" w:pos="400"/>
         </w:tabs>
         <w:spacing w:after="0" w:line="240" w:lineRule="auto"/>
-        <w:ind w:left="400" w:hanging="400"/>
+        <w:ind w:left="400"/>
         <w:rPr>
           <w:rFonts w:ascii="Arial MT" w:eastAsia="Arial MT" w:hAnsi="Arial MT" w:cs="Arial MT"/>
         </w:rPr>
@@ -4595,15 +4569,10 @@
     </w:p>
     <w:p>
       <w:pPr>
-        <w:numPr>
-          <w:ilvl w:val="0"/>
-          <w:numId w:val="8"/>
-        </w:numPr>
         <w:tabs>
           <w:tab w:val="left" w:pos="309"/>
         </w:tabs>
         <w:spacing w:after="0" w:line="240" w:lineRule="auto"/>
-        <w:ind w:left="309" w:hanging="309"/>
         <w:rPr>
           <w:rFonts w:ascii="Arial MT" w:eastAsia="Arial MT" w:hAnsi="Arial MT" w:cs="Arial MT"/>
           <w:sz w:val="28"/>
@@ -4833,23 +4802,7 @@
           <w:rFonts w:ascii="Arial MT" w:eastAsia="Arial MT" w:hAnsi="Arial MT" w:cs="Arial MT"/>
           <w:sz w:val="22"/>
         </w:rPr>
-        <w:t xml:space="preserve">, Fashion, </w:t>
-      </w:r>
-      <w:proofErr w:type="gramStart"/>
-      <w:r>
-        <w:rPr>
-          <w:rFonts w:ascii="Arial MT" w:eastAsia="Arial MT" w:hAnsi="Arial MT" w:cs="Arial MT"/>
-          <w:sz w:val="22"/>
-        </w:rPr>
-        <w:t>Home, etc.</w:t>
-      </w:r>
-      <w:proofErr w:type="gramEnd"/>
-      <w:r>
-        <w:rPr>
-          <w:rFonts w:ascii="Arial MT" w:eastAsia="Arial MT" w:hAnsi="Arial MT" w:cs="Arial MT"/>
-          <w:sz w:val="22"/>
-        </w:rPr>
-        <w:t>) e as regiões apresentam distribuição homogênea, validando a integridade do pipeline analítico mesmo em um cenário de dados sintéticos.</w:t>
+        <w:t>, Fashion, Home, etc.) e as regiões apresentam distribuição homogênea, validando a integridade do pipeline analítico mesmo em um cenário de dados sintéticos.</w:t>
       </w:r>
     </w:p>
     <w:p>
@@ -4872,15 +4825,10 @@
     </w:p>
     <w:p>
       <w:pPr>
-        <w:numPr>
-          <w:ilvl w:val="0"/>
-          <w:numId w:val="9"/>
-        </w:numPr>
         <w:tabs>
           <w:tab w:val="left" w:pos="309"/>
         </w:tabs>
         <w:spacing w:after="0" w:line="240" w:lineRule="auto"/>
-        <w:ind w:left="309" w:hanging="309"/>
         <w:rPr>
           <w:rFonts w:ascii="Arial MT" w:eastAsia="Arial MT" w:hAnsi="Arial MT" w:cs="Arial MT"/>
           <w:sz w:val="28"/>
@@ -4992,15 +4940,11 @@
     </w:p>
     <w:p>
       <w:pPr>
-        <w:numPr>
-          <w:ilvl w:val="0"/>
-          <w:numId w:val="10"/>
-        </w:numPr>
         <w:tabs>
           <w:tab w:val="left" w:pos="400"/>
         </w:tabs>
         <w:spacing w:after="0" w:line="240" w:lineRule="auto"/>
-        <w:ind w:left="400" w:hanging="400"/>
+        <w:ind w:left="400"/>
         <w:rPr>
           <w:rFonts w:ascii="Arial MT" w:eastAsia="Arial MT" w:hAnsi="Arial MT" w:cs="Arial MT"/>
         </w:rPr>
@@ -5547,15 +5491,11 @@
     </w:p>
     <w:p>
       <w:pPr>
-        <w:numPr>
-          <w:ilvl w:val="0"/>
-          <w:numId w:val="12"/>
-        </w:numPr>
         <w:tabs>
           <w:tab w:val="left" w:pos="400"/>
         </w:tabs>
         <w:spacing w:after="0" w:line="240" w:lineRule="auto"/>
-        <w:ind w:left="400" w:hanging="400"/>
+        <w:ind w:left="400"/>
         <w:rPr>
           <w:rFonts w:ascii="Arial MT" w:eastAsia="Arial MT" w:hAnsi="Arial MT" w:cs="Arial MT"/>
         </w:rPr>
@@ -5978,15 +5918,11 @@
     </w:p>
     <w:p>
       <w:pPr>
-        <w:numPr>
-          <w:ilvl w:val="0"/>
-          <w:numId w:val="14"/>
-        </w:numPr>
         <w:tabs>
           <w:tab w:val="left" w:pos="400"/>
         </w:tabs>
         <w:spacing w:after="0" w:line="240" w:lineRule="auto"/>
-        <w:ind w:left="400" w:hanging="400"/>
+        <w:ind w:left="400"/>
         <w:rPr>
           <w:rFonts w:ascii="Arial MT" w:eastAsia="Arial MT" w:hAnsi="Arial MT" w:cs="Arial MT"/>
         </w:rPr>
@@ -6446,15 +6382,11 @@
     </w:p>
     <w:p>
       <w:pPr>
-        <w:numPr>
-          <w:ilvl w:val="0"/>
-          <w:numId w:val="15"/>
-        </w:numPr>
         <w:tabs>
           <w:tab w:val="left" w:pos="400"/>
         </w:tabs>
         <w:spacing w:after="0" w:line="240" w:lineRule="auto"/>
-        <w:ind w:left="400" w:hanging="400"/>
+        <w:ind w:left="400"/>
         <w:rPr>
           <w:rFonts w:ascii="Arial MT" w:eastAsia="Arial MT" w:hAnsi="Arial MT" w:cs="Arial MT"/>
         </w:rPr>
@@ -7406,15 +7338,10 @@
     </w:p>
     <w:p>
       <w:pPr>
-        <w:numPr>
-          <w:ilvl w:val="0"/>
-          <w:numId w:val="17"/>
-        </w:numPr>
         <w:tabs>
           <w:tab w:val="left" w:pos="309"/>
         </w:tabs>
         <w:spacing w:after="0" w:line="240" w:lineRule="auto"/>
-        <w:ind w:left="309" w:hanging="309"/>
         <w:rPr>
           <w:rFonts w:ascii="Arial MT" w:eastAsia="Arial MT" w:hAnsi="Arial MT" w:cs="Arial MT"/>
           <w:sz w:val="28"/>
@@ -7691,15 +7618,10 @@
     </w:p>
     <w:p>
       <w:pPr>
-        <w:numPr>
-          <w:ilvl w:val="0"/>
-          <w:numId w:val="18"/>
-        </w:numPr>
         <w:tabs>
           <w:tab w:val="left" w:pos="309"/>
         </w:tabs>
         <w:spacing w:after="0" w:line="240" w:lineRule="auto"/>
-        <w:ind w:left="309" w:hanging="309"/>
         <w:rPr>
           <w:rFonts w:ascii="Arial MT" w:eastAsia="Arial MT" w:hAnsi="Arial MT" w:cs="Arial MT"/>
           <w:sz w:val="28"/>
